--- a/tai-lieu-noi-bo/moscow/pushkin-museum.docx
+++ b/tai-lieu-noi-bo/moscow/pushkin-museum.docx
@@ -100,6 +100,14 @@
     </w:p>
     <w:p>
       <w:pPr>
+        <w:pStyle w:val="ListBullet"/>
+      </w:pPr>
+      <w:r>
+        <w:t>Tòa số 14 — điểm mặt kiệt tác: Monet 'Đại lộ Capucines' (1874), Degas 'Vũ công áo xanh' (1897), Van Gogh 'Vườn nho đỏ' (1888), Matisse 'Cá vàng' (1912), Picasso 'Cô bé trên quả cầu' (1905).</w:t>
+      </w:r>
+    </w:p>
+    <w:p>
+      <w:pPr>
         <w:pStyle w:val="Heading1"/>
       </w:pPr>
       <w:r>
@@ -431,6 +439,189 @@
       </w:pPr>
       <w:r>
         <w:t>Liên hoan «Những đêm tháng Chạp»: sự kiện âm nhạc thính phòng thường niên từ 1981, nơi nghệ thuật thị giác và âm nhạc hoà quyện ngay trong lòng bảo tàng.</w:t>
+      </w:r>
+    </w:p>
+    <w:p>
+      <w:pPr>
+        <w:pStyle w:val="Heading1"/>
+      </w:pPr>
+      <w:r>
+        <w:rPr>
+          <w:color w:val="152C4E"/>
+        </w:rPr>
+        <w:t>Cổ vật Ai Cập của Golenishchev — đi từng hiện vật</w:t>
+      </w:r>
+    </w:p>
+    <w:p>
+      <w:pPr>
+        <w:jc w:val="both"/>
+      </w:pPr>
+      <w:r>
+        <w:t>Gian Ai Cập là một trong những phòng lâu đời nhất, gần như giữ nguyên tinh thần từ ngày khai trương năm 1912. Nền tảng của nó là bộ sưu tập đồ sộ mà bảo tàng mua lại từ nhà Ai Cập học Nga Vladimir Golenishchev (Владимир Голенищев) vào khoảng năm 1909–1911 — một trong những sưu tập cổ vật Ai Cập lớn và có hệ thống nhất nước Nga. Bước vào đây, khách như lạc vào một 'nhà mồ' cổ đại: quan tài gỗ sơn vẽ rực rỡ, xác ướp, tượng thần và vua, cùng vô số đồ tùy táng.</w:t>
+      </w:r>
+    </w:p>
+    <w:p>
+      <w:pPr>
+        <w:jc w:val="both"/>
+      </w:pPr>
+      <w:r>
+        <w:t>Đáng chú ý là những chi tiết nhỏ mà đầy sức kể: các tượng hầu shabti (ushabti) bé xíu — 'người hầu' được chôn theo để lao động thay chủ ở thế giới bên kia; những lá bùa hộ mệnh (amulet) hình bọ hung hay mắt thần Horus; đồ trang sức, bình đựng nội tạng (canopic) và các mô hình thuyền, nhà, người làm nghề. Mỗi nhóm hiện vật hé lộ một mảnh trong quan niệm của người Ai Cập về cái chết như sự tiếp nối của cuộc sống.</w:t>
+      </w:r>
+    </w:p>
+    <w:p>
+      <w:pPr>
+        <w:jc w:val="both"/>
+      </w:pPr>
+      <w:r>
+        <w:t>Kho báu tinh thần của gian này là những bức chân dung Fayum (Ai Cập – La Mã, khoảng thế kỷ I–III sau Công nguyên): gương mặt người thật vẽ bằng kỹ thuật sáp nóng (encaustic) trên tấm gỗ, gắn lên xác ướp thay cho mặt nạ. Khác với nét cách điệu của nghệ thuật Ai Cập cổ, các gương mặt này sống động, có hồn, đôi mắt to nhìn thẳng — như những bức ảnh chân dung sớm nhất của nhân loại.</w:t>
+      </w:r>
+    </w:p>
+    <w:p>
+      <w:pPr>
+        <w:jc w:val="both"/>
+      </w:pPr>
+      <w:r>
+        <w:t>Gợi ý cách kể cho khách Việt: dừng lâu ở các chân dung Fayum và nói một câu 'chạm tim' — đây là những con người thật cách nay gần 2.000 năm, và họ đang nhìn lại ta. Với tượng shabti, hãy giải thích vui: người Ai Cập tin thế giới bên kia cũng phải lao động, nên chôn theo cả một 'đội người hầu tí hon' để làm thay. Những chi tiết đời thường như vậy khiến cổ vật gần gũi hơn nhiều so với việc chỉ đọc niên đại.</w:t>
+      </w:r>
+    </w:p>
+    <w:p>
+      <w:pPr>
+        <w:pStyle w:val="Heading1"/>
+      </w:pPr>
+      <w:r>
+        <w:rPr>
+          <w:color w:val="152C4E"/>
+        </w:rPr>
+        <w:t>Hai sân đúc thạch cao — David, Cổng Thiên Đường &amp; phù điêu Parthenon</w:t>
+      </w:r>
+    </w:p>
+    <w:p>
+      <w:pPr>
+        <w:jc w:val="both"/>
+      </w:pPr>
+      <w:r>
+        <w:t>Trái tim 'giáo dục' của bảo tàng là hai sân trong có mái kính, nơi trưng bày các bản đúc thạch cao kích thước thật của những kiệt tác điêu khắc thế giới. 'Sân Ý' (Итальянский дворик) được dựng phỏng theo sân một dinh thự Phục Hưng ở Firenze (Florence); 'Sân Hy Lạp' (Греческий дворик) tái hiện không khí đền đài cổ đại. Ý tưởng là của người sáng lập Ivan Tsvetaev: để sinh viên và công chúng Nga — vốn khó có điều kiện sang châu Âu — vẫn được đứng cạnh các tuyệt tác ở đúng kích thước nguyên bản.</w:t>
+      </w:r>
+    </w:p>
+    <w:p>
+      <w:pPr>
+        <w:jc w:val="both"/>
+      </w:pPr>
+      <w:r>
+        <w:t>Tại đây có bản đúc tượng 'David' của Michelangelo cao hơn 5 mét, bản đúc bộ cửa đồng 'Cổng Thiên Đường' (Gates of Paradise) của Ghiberti ở nhà rửa tội Firenze, cùng các phù điêu và tượng phỏng theo đền Parthenon, các tác phẩm của Donatello và điêu khắc Hy Lạp – La Mã. Đây thuộc hàng những bộ sưu tập bản đúc đầy đủ và được gìn giữ tốt nhất thế giới, trong khi nhiều bảo tàng châu Âu đã phá bỏ các bộ đúc tương tự.</w:t>
+      </w:r>
+    </w:p>
+    <w:p>
+      <w:pPr>
+        <w:jc w:val="both"/>
+      </w:pPr>
+      <w:r>
+        <w:t>Gợi ý cách kể cho khách Việt: phải nói rõ ngay từ đầu rằng đây là BẢN ĐÚC (thạch cao), không phải bản gốc — nếu không, nhiều khách sẽ tưởng mình đang đứng trước tượng David thật ở Firenze. Nhưng đừng để điều đó làm giảm giá trị: hãy kể về giấc mơ của Tsvetaev — mang cả 'bảo tàng điêu khắc thế giới' về cho nước Nga — để khách hiểu vì sao một 'phòng bản sao' lại là niềm tự hào và là linh hồn của nơi này.</w:t>
+      </w:r>
+    </w:p>
+    <w:p>
+      <w:pPr>
+        <w:pStyle w:val="Heading1"/>
+      </w:pPr>
+      <w:r>
+        <w:rPr>
+          <w:color w:val="152C4E"/>
+        </w:rPr>
+        <w:t>Kho vàng thành Troia (Kho báu vua Priam) — từng món &amp; câu chuyện</w:t>
+      </w:r>
+    </w:p>
+    <w:p>
+      <w:pPr>
+        <w:jc w:val="both"/>
+      </w:pPr>
+      <w:r>
+        <w:t>Câu chuyện ly kỳ nhất bảo tàng gắn với 'Kho báu vua Priam' (Priam's Treasure) — kho vàng do nhà khảo cổ Heinrich Schliemann khai quật tại đồi Hisarlik (chính là thành Troia) vào khoảng ngày 27/5/1873. Kho gồm hàng nghìn món: vương miện kết bằng sợi vàng, nhẫn, vòng tay, hoa tai, dây chuyền, khuy áo, thắt lưng và trâm cài. Nổi tiếng nhất là bộ 'Nữ trang của Helen' — hai vương miện vàng cùng một bình bạc bên trong chứa tới 8.750 chiếc vòng vàng nhỏ, sáu vòng tay và hai chiếc cốc vàng.</w:t>
+      </w:r>
+    </w:p>
+    <w:p>
+      <w:pPr>
+        <w:jc w:val="both"/>
+      </w:pPr>
+      <w:r>
+        <w:t>Bức ảnh trứ danh chụp bà Sophia — vợ Schliemann — đeo 'nữ trang của Helen' đã đi vào huyền thoại. Các bảo tàng Berlin mua lại phần lớn kho báu năm 1881; đến cuối Thế chiến II, khi Hồng quân chiếm Berlin, kho vàng được chuyển giao cho phía Liên Xô và bí mật đưa về Moskva. Suốt gần nửa thế kỷ, thế giới tưởng nó đã thất lạc, cho tới năm 1994 Bảo tàng Pushkin mới thừa nhận đang cất giữ, rồi đưa ra trưng bày. Đây là 'nghệ thuật chiến lợi phẩm' còn gây tranh cãi về quyền sở hữu cho tới nay.</w:t>
+      </w:r>
+    </w:p>
+    <w:p>
+      <w:pPr>
+        <w:jc w:val="both"/>
+      </w:pPr>
+      <w:r>
+        <w:t>Một chi tiết khoa học thú vị: giới khảo cổ hiện đại xác định số vàng này thuộc tầng văn hóa Troia II (khoảng thiên niên kỷ III trước Công nguyên) — sớm hơn thời vua Priam trong sử thi (Troia VI/VII) hàng nghìn năm. Nói cách khác, 'kho báu vua Priam' và 'nữ trang của Helen' là những cái tên lãng mạn do Schliemann đặt, còn vàng thì cổ hơn cuộc chiến thành Troia rất nhiều. Gợi ý cách kể cho khách Việt: dựng câu chuyện theo ba nhịp — 'kho báu huyền thoại → biến mất suốt 50 năm → tái xuất ở Moskva' — rồi nhẹ nhàng đính chính niên đại để khách vừa mê chuyện vừa hiểu đúng; về tranh chấp sở hữu, nên trình bày khách quan và nêu các quan điểm khác nhau.</w:t>
+      </w:r>
+    </w:p>
+    <w:p>
+      <w:pPr>
+        <w:pStyle w:val="Heading1"/>
+      </w:pPr>
+      <w:r>
+        <w:rPr>
+          <w:color w:val="152C4E"/>
+        </w:rPr>
+        <w:t>Danh hoạ Pháp ở tòa số 14 — đi từng kiệt tác</w:t>
+      </w:r>
+    </w:p>
+    <w:p>
+      <w:pPr>
+        <w:jc w:val="both"/>
+      </w:pPr>
+      <w:r>
+        <w:t>Bộ sưu tập khiến du khách phổ thông mê nhất nằm ở Phòng trưng bày Nghệ thuật châu Âu và Mỹ thế kỷ XIX–XX (Volkhonka 14). Phần lớn kiệt tác nơi đây đến từ hai nhà sưu tập thương gia Moskva lỗi lạc — Sergei Shchukin và Ivan Morozov — những người mua tranh Ấn tượng và Hậu Ấn tượng khi phương Tây còn dè dặt. Sau khi Bảo tàng Nghệ thuật Phương Tây Mới bị giải thể năm 1948, kho tranh của họ được chia đôi cho Pushkin và Hermitage.</w:t>
+      </w:r>
+    </w:p>
+    <w:p>
+      <w:pPr>
+        <w:jc w:val="both"/>
+      </w:pPr>
+      <w:r>
+        <w:t>Hãy bắt đầu với Ấn tượng: bức 'Đại lộ Capucines' (Boulevard des Capucines, 1873–74) của Claude Monet tại đây là bản nằm ngang, được cho chính là bức từng treo ở triển lãm Ấn tượng đầu tiên năm 1874 — cái nôi khai sinh trường phái. Cạnh đó là 'Vũ công áo xanh' (Голубые танцовщицы, 1897) của Edgar Degas — bức pastel rung rinh sắc xanh của hậu trường sân khấu ballet — cùng tranh của Renoir với những gương mặt tươi tắn đặc trưng.</w:t>
+      </w:r>
+    </w:p>
+    <w:p>
+      <w:pPr>
+        <w:jc w:val="both"/>
+      </w:pPr>
+      <w:r>
+        <w:t>Sang Hậu Ấn tượng là những 'ngôi sao' của bảo tàng. 'Vườn nho đỏ ở Arles' (1888) của Vincent van Gogh được truyền tụng là bức tranh DUY NHẤT ông bán được lúc sinh thời. 'Quán cà phê ở Arles' (1888) của Paul Gauguin và 'Mardi Gras' (Pierrot và Arlequin, 1888) của Paul Cézanne cùng thuộc năm 1888 định mệnh ấy. Với thế kỷ XX, đừng bỏ lỡ 'Cá vàng' (Goldfish, 1912) của Henri Matisse — mua thẳng từ xưởng vẽ cho 'Phòng khách Hồng' của Shchukin — và 'Diễn viên nhào lộn trên quả cầu' (Девочка на шаре, 1905) của Pablo Picasso thời kỳ Hồng, cùng 'Yvette Guilbert' (1894) của Toulouse-Lautrec.</w:t>
+      </w:r>
+    </w:p>
+    <w:p>
+      <w:pPr>
+        <w:jc w:val="both"/>
+      </w:pPr>
+      <w:r>
+        <w:t>Gợi ý cách kể cho khách Việt: đừng cố giới thiệu hết — hãy chọn 3–4 bức có 'câu chuyện'. 'Vườn nho đỏ' — bức duy nhất Van Gogh bán được, để nói về bi kịch của thiên tài không được thừa nhận lúc sống. 'Diễn viên nhào lộn trên quả cầu' — chỉ cho khách sự tương phản: cô bé mảnh mai đứng trên quả cầu tròn (chông chênh) và người lực sĩ vạm vỡ ngồi trên khối vuông (vững chãi). 'Cá vàng' của Matisse — sự tĩnh lặng, thư thái toát ra từ màu sắc. Kể chuyện quanh vài bức như vậy đáng nhớ hơn nhiều so với việc đọc tên cả chục họa sĩ.</w:t>
+      </w:r>
+    </w:p>
+    <w:p>
+      <w:pPr>
+        <w:pStyle w:val="Heading1"/>
+      </w:pPr>
+      <w:r>
+        <w:rPr>
+          <w:color w:val="152C4E"/>
+        </w:rPr>
+        <w:t>Bậc thầy cổ điển châu Âu — Botticelli, Cranach, Rembrandt</w:t>
+      </w:r>
+    </w:p>
+    <w:p>
+      <w:pPr>
+        <w:jc w:val="both"/>
+      </w:pPr>
+      <w:r>
+        <w:t>Trước khi lên với Ấn tượng, tầng tranh cổ điển ở tòa nhà chính cũng có những viên ngọc riêng. 'Truyền tin' (Annunciation, khoảng 1495–1498) của Sandro Botticelli mang nét mảnh mai, sùng tín đặc trưng Phục Hưng Firenze; 'Đức Mẹ và Hài đồng' (khoảng 1520) của Lucas Cranach Cha đại diện cho Phục Hưng Đức. Bên cạnh là tranh của các bậc thầy Ý và Hà Lan, trong đó có Rembrandt cùng trường phái hội họa Hà Lan thế kỷ XVII.</w:t>
+      </w:r>
+    </w:p>
+    <w:p>
+      <w:pPr>
+        <w:jc w:val="both"/>
+      </w:pPr>
+      <w:r>
+        <w:t>Gợi ý cách kể cho khách Việt: với nhóm khách không chuyên, phần cổ điển thường 'khó nhằn' hơn Ấn tượng, nên chỉ cần dừng ở một, hai bức tiêu biểu (ví dụ 'Truyền tin' của Botticelli) rồi nối mạch sang tầng tranh Pháp — nơi màu sắc và cảm xúc bùng nổ dễ chạm tới số đông. Cách 'giữ nhịp' này giúp khách không bị quá tải giữa 700.000 hiện vật của bảo tàng.</w:t>
       </w:r>
     </w:p>
     <w:p>
@@ -1025,6 +1216,36 @@
       </w:r>
     </w:p>
     <w:p>
+      <w:r>
+        <w:rPr>
+          <w:sz w:val="22"/>
+        </w:rPr>
+        <w:t xml:space="preserve">• Wikipedia — Goldfish (Matisse) — </w:t>
+      </w:r>
+      <w:r>
+        <w:rPr>
+          <w:color w:val="204A86"/>
+          <w:sz w:val="20"/>
+        </w:rPr>
+        <w:t>https://en.wikipedia.org/wiki/Goldfish_(Matisse)</w:t>
+      </w:r>
+    </w:p>
+    <w:p>
+      <w:r>
+        <w:rPr>
+          <w:sz w:val="22"/>
+        </w:rPr>
+        <w:t xml:space="preserve">• Wikipedia — Boulevard des Capucines (Monet) — </w:t>
+      </w:r>
+      <w:r>
+        <w:rPr>
+          <w:color w:val="204A86"/>
+          <w:sz w:val="20"/>
+        </w:rPr>
+        <w:t>https://en.wikipedia.org/wiki/Boulevard_des_Capucines_(Monet)</w:t>
+      </w:r>
+    </w:p>
+    <w:p>
       <w:pPr>
         <w:pStyle w:val="Heading2"/>
       </w:pPr>
@@ -1092,11 +1313,38 @@
     <w:p>
       <w:r>
         <w:rPr>
+          <w:color w:val="5C6773"/>
+          <w:sz w:val="20"/>
+        </w:rPr>
+        <w:t>Wikipedia (EN) — 'Pushkin Museum' (mục Collection): các kiệt tác xác định tại bảo tàng — Botticelli 'Annunciation' (~1495–98), Cranach Cha 'Madonna and a Child' (~1520), Cézanne 'Mardi Gras' (1888), Gauguin 'The Night Café, Arles' (1888), Van Gogh 'The Red Vineyard' (1888, bức duy nhất bán khi còn sống), Toulouse-Lautrec 'Yvette Guilbert' (1894), Degas 'Blue Dancers' (1897), Picasso 'Acrobat on a Ball' (1905).</w:t>
+      </w:r>
+    </w:p>
+    <w:p>
+      <w:r>
+        <w:rPr>
+          <w:color w:val="5C6773"/>
+          <w:sz w:val="20"/>
+        </w:rPr>
+        <w:t>Wikipedia (EN) — 'Goldfish (Matisse)' (1912; ở Bảo tàng Pushkin từ 1948; mua từ xưởng vẽ cho 'Phòng khách Hồng' của Shchukin) và 'Boulevard des Capucines (Monet)' (bản nằm ngang ~1873–74 tại Pushkin, được cho là bản trưng bày ở triển lãm Ấn tượng đầu tiên 1874).</w:t>
+      </w:r>
+    </w:p>
+    <w:p>
+      <w:r>
+        <w:rPr>
+          <w:color w:val="5C6773"/>
+          <w:sz w:val="20"/>
+        </w:rPr>
+        <w:t>Wikipedia (EN) — 'Priam's Treasure': Schliemann khai quật ở Hisarlik (Troia) ~27/5/1873; 'Nữ trang của Helen' (2 vương miện vàng, bình bạc chứa 8.750 vòng vàng, 6 vòng tay, 2 cốc vàng); Berlin mua 1881; đưa về Moskva 1945; bảo tàng thừa nhận 1994; niên đại thực thuộc Troia II — sớm hơn thời vua Priam nhiều thế kỷ.</w:t>
+      </w:r>
+    </w:p>
+    <w:p>
+      <w:r>
+        <w:rPr>
           <w:i/>
           <w:color w:val="5C6773"/>
           <w:sz w:val="18"/>
         </w:rPr>
-        <w:t>Tài liệu nội bộ — không dùng cho mục đích public. Biên soạn nguyên gốc, có dẫn nguồn. Cập nhật 2026-08-11.</w:t>
+        <w:t>Tài liệu nội bộ — không dùng cho mục đích public. Biên soạn nguyên gốc, có dẫn nguồn. Cập nhật 2026-09-27.</w:t>
       </w:r>
     </w:p>
     <w:sectPr>
